--- a/output/TableS7_water_by_season.docx
+++ b/output/TableS7_water_by_season.docx
@@ -12466,7 +12466,7 @@
       </w:tr>
       <w:tr>
         <w:trPr>
-          <w:trHeight w:val="573" w:hRule="auto"/>
+          <w:trHeight w:val="618" w:hRule="auto"/>
         </w:trPr>
         <w:tc>
           <w:tcPr>
@@ -12519,7 +12519,7 @@
                 <w:szCs w:val="22"/>
                 <w:color w:val="000000"/>
               </w:rPr>
-              <w:t xml:space="preserve">8. No water to drink</w:t>
+              <w:t xml:space="preserve">8. No drinking water</w:t>
             </w:r>
           </w:p>
         </w:tc>
@@ -15816,7 +15816,7 @@
       </w:tr>
       <w:tr>
         <w:trPr>
-          <w:trHeight w:val="614" w:hRule="auto"/>
+          <w:trHeight w:val="616" w:hRule="auto"/>
         </w:trPr>
         <w:tc>
           <w:tcPr>
@@ -15869,7 +15869,7 @@
                 <w:szCs w:val="22"/>
                 <w:color w:val="000000"/>
               </w:rPr>
-              <w:t xml:space="preserve">10. Lost sleep over water</w:t>
+              <w:t xml:space="preserve">10. Went to sleep thirsty</w:t>
             </w:r>
           </w:p>
         </w:tc>
